--- a/З_И/Лабораторная_работа_2_Перестановка.docx
+++ b/З_И/Лабораторная_работа_2_Перестановка.docx
@@ -221,6 +221,70 @@
           <w:sz w:val="26"/>
         </w:rPr>
         <w:t>Вариант №10: V = {а, б, в, г, д, е, @, #, $, %}, размер блока m = 17. Используется перестановка CN = [17, 3, 11, 5, 1, 14, 8, 16, 6, 10, 2, 13, 7, 15, 4, 12, 9].</w:t>
+      </w:r>
+    </w:p>
+    <w:p>
+      <w:pPr>
+        <w:keepNext/>
+        <w:spacing w:line="360" w:lineRule="auto" w:before="80" w:after="80"/>
+        <w:jc w:val="left"/>
+      </w:pPr>
+      <w:r>
+        <w:rPr>
+          <w:rFonts w:ascii="Times New Roman" w:hAnsi="Times New Roman" w:eastAsia="Times New Roman"/>
+          <w:b/>
+          <w:i w:val="0"/>
+          <w:sz w:val="26"/>
+        </w:rPr>
+        <w:t>Краткие теоретические сведения</w:t>
+      </w:r>
+    </w:p>
+    <w:p>
+      <w:pPr>
+        <w:spacing w:line="360" w:lineRule="auto" w:after="0"/>
+        <w:ind w:firstLine="709"/>
+        <w:jc w:val="both"/>
+      </w:pPr>
+      <w:r>
+        <w:rPr>
+          <w:rFonts w:ascii="Times New Roman" w:hAnsi="Times New Roman" w:eastAsia="Times New Roman"/>
+          <w:b w:val="0"/>
+          <w:i w:val="0"/>
+          <w:sz w:val="26"/>
+        </w:rPr>
+        <w:t>Перестановочное шифрование сохраняет набор символов открытого текста и изменяет только их порядок. Секретным ключом является перестановка позиций. Для блока длиной m ключ должен содержать каждое число от 1 до m ровно один раз; это гарантирует, что ни один символ не потеряется и две позиции не сольются в одну.</w:t>
+      </w:r>
+    </w:p>
+    <w:p>
+      <w:pPr>
+        <w:spacing w:line="360" w:lineRule="auto" w:after="0"/>
+        <w:ind w:firstLine="709"/>
+        <w:jc w:val="both"/>
+      </w:pPr>
+      <w:r>
+        <w:rPr>
+          <w:rFonts w:ascii="Times New Roman" w:hAnsi="Times New Roman" w:eastAsia="Times New Roman"/>
+          <w:b w:val="0"/>
+          <w:i w:val="0"/>
+          <w:sz w:val="26"/>
+        </w:rPr>
+        <w:t>В отличие от подстановки, перестановка не меняет частоты символов и не скрывает статистические свойства алфавита. Поэтому одиночная перестановка является учебным классическим методом и не обеспечивает современной криптографической стойкости, но хорошо показывает принцип обратимого преобразования позиций.</w:t>
+      </w:r>
+    </w:p>
+    <w:p>
+      <w:pPr>
+        <w:spacing w:line="360" w:lineRule="auto" w:after="0"/>
+        <w:ind w:firstLine="709"/>
+        <w:jc w:val="both"/>
+      </w:pPr>
+      <w:r>
+        <w:rPr>
+          <w:rFonts w:ascii="Times New Roman" w:hAnsi="Times New Roman" w:eastAsia="Times New Roman"/>
+          <w:b w:val="0"/>
+          <w:i w:val="0"/>
+          <w:sz w:val="26"/>
+        </w:rPr>
+        <w:t>В варианте №10 блок содержит 17 символов, а список CN описывает порядок чтения исходного блока. Например, первый символ шифртекста берётся из позиции 17 открытого блока, второй — из позиции 3, а последний — из позиции 9. Для дешифрования используется та же таблица, но каждая выбранная позиция заполняется обратно.</w:t>
       </w:r>
     </w:p>
     <w:p>
@@ -1025,7 +1089,7 @@
           <w:i w:val="0"/>
           <w:sz w:val="26"/>
         </w:rPr>
-        <w:t>Краткое объяснение программы</w:t>
+        <w:t>Полное объяснение программы</w:t>
       </w:r>
     </w:p>
     <w:p>
@@ -1041,7 +1105,71 @@
           <w:i w:val="0"/>
           <w:sz w:val="26"/>
         </w:rPr>
-        <w:t>Функция encrypt проверяет алфавит, дополняет последний блок символом «а» и переставляет 17 позиций по списку PERMUTATION. В decrypt создаётся пустой блок и каждый символ шифртекста возвращается на исходную позицию; затем используется сохранённая длина исходного текста.</w:t>
+        <w:t>Константа ALPHABET фиксирует допустимые символы варианта, BLOCK_SIZE задаёт размер блока, а PERMUTATION содержит ключ перестановки. Нумерация в ключе начинается с единицы, как в методичке, поэтому при обращении к строке используется индекс pos − 1, так как Python нумерует элементы с нуля.</w:t>
+      </w:r>
+    </w:p>
+    <w:p>
+      <w:pPr>
+        <w:spacing w:line="360" w:lineRule="auto" w:after="0"/>
+        <w:ind w:firstLine="709"/>
+        <w:jc w:val="both"/>
+      </w:pPr>
+      <w:r>
+        <w:rPr>
+          <w:rFonts w:ascii="Times New Roman" w:hAnsi="Times New Roman" w:eastAsia="Times New Roman"/>
+          <w:b w:val="0"/>
+          <w:i w:val="0"/>
+          <w:sz w:val="26"/>
+        </w:rPr>
+        <w:t>Функция encrypt сначала проверяет алфавит всего сообщения. Затем она вычисляет остаток от деления длины на 17 и дополняет последний блок символами «а», если это необходимо. Для каждого блока генератор выражения block[pos − 1] выбирает символы в порядке, заданном PERMUTATION, после чего полученный блок добавляется к результату.</w:t>
+      </w:r>
+    </w:p>
+    <w:p>
+      <w:pPr>
+        <w:spacing w:line="360" w:lineRule="auto" w:after="0"/>
+        <w:ind w:firstLine="709"/>
+        <w:jc w:val="both"/>
+      </w:pPr>
+      <w:r>
+        <w:rPr>
+          <w:rFonts w:ascii="Times New Roman" w:hAnsi="Times New Roman" w:eastAsia="Times New Roman"/>
+          <w:b w:val="0"/>
+          <w:i w:val="0"/>
+          <w:sz w:val="26"/>
+        </w:rPr>
+        <w:t>Важная деталь — функция возвращает не только шифртекст, но и original_length. Если удалять все конечные символы «а» автоматически, можно случайно удалить реальные данные, поэтому точная длина исходного сообщения надёжнее любого предположения о заполнении.</w:t>
+      </w:r>
+    </w:p>
+    <w:p>
+      <w:pPr>
+        <w:spacing w:line="360" w:lineRule="auto" w:after="0"/>
+        <w:ind w:firstLine="709"/>
+        <w:jc w:val="both"/>
+      </w:pPr>
+      <w:r>
+        <w:rPr>
+          <w:rFonts w:ascii="Times New Roman" w:hAnsi="Times New Roman" w:eastAsia="Times New Roman"/>
+          <w:b w:val="0"/>
+          <w:i w:val="0"/>
+          <w:sz w:val="26"/>
+        </w:rPr>
+        <w:t>Функция decrypt создаёт список из 17 пустых элементов. На каждой итерации символ с позиции out_pos шифртекста записывается в ячейку source_pos − 1 исходного блока. После заполнения блока список объединяется в строку, а в конце все блоки объединяются и обрезаются по сохранённой длине.</w:t>
+      </w:r>
+    </w:p>
+    <w:p>
+      <w:pPr>
+        <w:spacing w:line="360" w:lineRule="auto" w:after="0"/>
+        <w:ind w:firstLine="709"/>
+        <w:jc w:val="both"/>
+      </w:pPr>
+      <w:r>
+        <w:rPr>
+          <w:rFonts w:ascii="Times New Roman" w:hAnsi="Times New Roman" w:eastAsia="Times New Roman"/>
+          <w:b w:val="0"/>
+          <w:i w:val="0"/>
+          <w:sz w:val="26"/>
+        </w:rPr>
+        <w:t>Основной блок программы получает строку от пользователя, выполняет encrypt, печатает результат и передаёт оба значения в decrypt. Совпадение расшифрованной строки с исходной подтверждает, что перестановка и обратная запись позиций согласованы.</w:t>
       </w:r>
     </w:p>
     <w:p>

--- a/З_И/Лабораторная_работа_2_Перестановка.docx
+++ b/З_И/Лабораторная_работа_2_Перестановка.docx
@@ -99,7 +99,7 @@
           <w:rFonts w:ascii="Times New Roman" w:hAnsi="Times New Roman" w:eastAsia="Times New Roman"/>
           <w:b w:val="0"/>
           <w:i w:val="0"/>
-          <w:sz w:val="26"/>
+          <w:sz w:val="28"/>
         </w:rPr>
         <w:t>Выполнил(а): студент(ка) группы __________</w:t>
         <w:br/>
@@ -133,7 +133,7 @@
           <w:rFonts w:ascii="Times New Roman" w:hAnsi="Times New Roman" w:eastAsia="Times New Roman"/>
           <w:b w:val="0"/>
           <w:i w:val="0"/>
-          <w:sz w:val="26"/>
+          <w:sz w:val="28"/>
         </w:rPr>
         <w:t>2026</w:t>
       </w:r>
@@ -154,7 +154,7 @@
           <w:rFonts w:ascii="Times New Roman" w:hAnsi="Times New Roman" w:eastAsia="Times New Roman"/>
           <w:b/>
           <w:i w:val="0"/>
-          <w:sz w:val="26"/>
+          <w:sz w:val="28"/>
         </w:rPr>
         <w:t>Лабораторная работа №2 «Шифрование данных методом перестановки»</w:t>
       </w:r>
@@ -170,7 +170,7 @@
           <w:rFonts w:ascii="Times New Roman" w:hAnsi="Times New Roman" w:eastAsia="Times New Roman"/>
           <w:b/>
           <w:i w:val="0"/>
-          <w:sz w:val="26"/>
+          <w:sz w:val="28"/>
         </w:rPr>
         <w:t>1. Цель работы</w:t>
       </w:r>
@@ -186,7 +186,7 @@
           <w:rFonts w:ascii="Times New Roman" w:hAnsi="Times New Roman" w:eastAsia="Times New Roman"/>
           <w:b w:val="0"/>
           <w:i w:val="0"/>
-          <w:sz w:val="26"/>
+          <w:sz w:val="28"/>
         </w:rPr>
         <w:t>Изучить классический алгоритм перестановочного шифрования, задать перестановку позиций внутри блока и реализовать взаимные операции шифрования и дешифрования.</w:t>
       </w:r>
@@ -202,7 +202,7 @@
           <w:rFonts w:ascii="Times New Roman" w:hAnsi="Times New Roman" w:eastAsia="Times New Roman"/>
           <w:b/>
           <w:i w:val="0"/>
-          <w:sz w:val="26"/>
+          <w:sz w:val="28"/>
         </w:rPr>
         <w:t>2. Индивидуальное задание</w:t>
       </w:r>
@@ -218,7 +218,7 @@
           <w:rFonts w:ascii="Times New Roman" w:hAnsi="Times New Roman" w:eastAsia="Times New Roman"/>
           <w:b w:val="0"/>
           <w:i w:val="0"/>
-          <w:sz w:val="26"/>
+          <w:sz w:val="28"/>
         </w:rPr>
         <w:t>Вариант №10: V = {а, б, в, г, д, е, @, #, $, %}, размер блока m = 17. Используется перестановка CN = [17, 3, 11, 5, 1, 14, 8, 16, 6, 10, 2, 13, 7, 15, 4, 12, 9].</w:t>
       </w:r>
@@ -234,7 +234,7 @@
           <w:rFonts w:ascii="Times New Roman" w:hAnsi="Times New Roman" w:eastAsia="Times New Roman"/>
           <w:b/>
           <w:i w:val="0"/>
-          <w:sz w:val="26"/>
+          <w:sz w:val="28"/>
         </w:rPr>
         <w:t>Краткие теоретические сведения</w:t>
       </w:r>
@@ -250,7 +250,7 @@
           <w:rFonts w:ascii="Times New Roman" w:hAnsi="Times New Roman" w:eastAsia="Times New Roman"/>
           <w:b w:val="0"/>
           <w:i w:val="0"/>
-          <w:sz w:val="26"/>
+          <w:sz w:val="28"/>
         </w:rPr>
         <w:t>Перестановочное шифрование сохраняет набор символов открытого текста и изменяет только их порядок. Секретным ключом является перестановка позиций. Для блока длиной m ключ должен содержать каждое число от 1 до m ровно один раз; это гарантирует, что ни один символ не потеряется и две позиции не сольются в одну.</w:t>
       </w:r>
@@ -266,7 +266,7 @@
           <w:rFonts w:ascii="Times New Roman" w:hAnsi="Times New Roman" w:eastAsia="Times New Roman"/>
           <w:b w:val="0"/>
           <w:i w:val="0"/>
-          <w:sz w:val="26"/>
+          <w:sz w:val="28"/>
         </w:rPr>
         <w:t>В отличие от подстановки, перестановка не меняет частоты символов и не скрывает статистические свойства алфавита. Поэтому одиночная перестановка является учебным классическим методом и не обеспечивает современной криптографической стойкости, но хорошо показывает принцип обратимого преобразования позиций.</w:t>
       </w:r>
@@ -282,7 +282,7 @@
           <w:rFonts w:ascii="Times New Roman" w:hAnsi="Times New Roman" w:eastAsia="Times New Roman"/>
           <w:b w:val="0"/>
           <w:i w:val="0"/>
-          <w:sz w:val="26"/>
+          <w:sz w:val="28"/>
         </w:rPr>
         <w:t>В варианте №10 блок содержит 17 символов, а список CN описывает порядок чтения исходного блока. Например, первый символ шифртекста берётся из позиции 17 открытого блока, второй — из позиции 3, а последний — из позиции 9. Для дешифрования используется та же таблица, но каждая выбранная позиция заполняется обратно.</w:t>
       </w:r>
@@ -298,7 +298,7 @@
           <w:rFonts w:ascii="Times New Roman" w:hAnsi="Times New Roman" w:eastAsia="Times New Roman"/>
           <w:b/>
           <w:i w:val="0"/>
-          <w:sz w:val="26"/>
+          <w:sz w:val="28"/>
         </w:rPr>
         <w:t>3. Функция шифрования</w:t>
       </w:r>
@@ -314,7 +314,7 @@
           <w:rFonts w:ascii="Times New Roman" w:hAnsi="Times New Roman" w:eastAsia="Times New Roman"/>
           <w:b w:val="0"/>
           <w:i w:val="0"/>
-          <w:sz w:val="26"/>
+          <w:sz w:val="28"/>
         </w:rPr>
         <w:t>Для каждого блока x = v₁v₂…v₁₇ строится шифртекст y = w₁w₂…w₁₇. На позицию j шифртекста помещается символ исходного блока с позиции CN(j): wⱼ = vCN(j). Перестановка взаимно однозначна, поэтому при дешифровании символы возвращаются на исходные позиции. Если длина сообщения не кратна 17, последний блок дополняется символом «а», а исходная длина сохраняется отдельно.</w:t>
       </w:r>
@@ -346,7 +346,7 @@
                 <w:rFonts w:ascii="Times New Roman" w:hAnsi="Times New Roman" w:eastAsia="Times New Roman"/>
                 <w:b/>
                 <w:i w:val="0"/>
-                <w:sz w:val="22"/>
+                <w:sz w:val="28"/>
               </w:rPr>
               <w:t>j</w:t>
             </w:r>
@@ -368,7 +368,7 @@
                 <w:rFonts w:ascii="Times New Roman" w:hAnsi="Times New Roman" w:eastAsia="Times New Roman"/>
                 <w:b/>
                 <w:i w:val="0"/>
-                <w:sz w:val="22"/>
+                <w:sz w:val="28"/>
               </w:rPr>
               <w:t>1  2  3  4  5  6  7  8  9  10  11  12  13  14  15  16  17</w:t>
             </w:r>
@@ -431,7 +431,7 @@
           <w:rFonts w:ascii="Times New Roman" w:hAnsi="Times New Roman" w:eastAsia="Times New Roman"/>
           <w:b/>
           <w:i w:val="0"/>
-          <w:sz w:val="26"/>
+          <w:sz w:val="28"/>
         </w:rPr>
         <w:t>4. Текст программы</w:t>
       </w:r>
@@ -447,7 +447,7 @@
           <w:rFonts w:ascii="Consolas" w:hAnsi="Consolas" w:eastAsia="Consolas"/>
           <w:b w:val="0"/>
           <w:i w:val="0"/>
-          <w:sz w:val="18"/>
+          <w:sz w:val="22"/>
         </w:rPr>
         <w:t xml:space="preserve"> </w:t>
       </w:r>
@@ -463,7 +463,7 @@
           <w:rFonts w:ascii="Consolas" w:hAnsi="Consolas" w:eastAsia="Consolas"/>
           <w:b w:val="0"/>
           <w:i w:val="0"/>
-          <w:sz w:val="18"/>
+          <w:sz w:val="22"/>
         </w:rPr>
         <w:t>from typing import Tuple</w:t>
       </w:r>
@@ -479,7 +479,7 @@
           <w:rFonts w:ascii="Consolas" w:hAnsi="Consolas" w:eastAsia="Consolas"/>
           <w:b w:val="0"/>
           <w:i w:val="0"/>
-          <w:sz w:val="18"/>
+          <w:sz w:val="22"/>
         </w:rPr>
         <w:t xml:space="preserve"> </w:t>
       </w:r>
@@ -495,7 +495,7 @@
           <w:rFonts w:ascii="Consolas" w:hAnsi="Consolas" w:eastAsia="Consolas"/>
           <w:b w:val="0"/>
           <w:i w:val="0"/>
-          <w:sz w:val="18"/>
+          <w:sz w:val="22"/>
         </w:rPr>
         <w:t>ALPHABET = 'абвгде@#$%'</w:t>
       </w:r>
@@ -511,7 +511,7 @@
           <w:rFonts w:ascii="Consolas" w:hAnsi="Consolas" w:eastAsia="Consolas"/>
           <w:b w:val="0"/>
           <w:i w:val="0"/>
-          <w:sz w:val="18"/>
+          <w:sz w:val="22"/>
         </w:rPr>
         <w:t>BLOCK_SIZE = 17</w:t>
       </w:r>
@@ -527,7 +527,7 @@
           <w:rFonts w:ascii="Consolas" w:hAnsi="Consolas" w:eastAsia="Consolas"/>
           <w:b w:val="0"/>
           <w:i w:val="0"/>
-          <w:sz w:val="18"/>
+          <w:sz w:val="22"/>
         </w:rPr>
         <w:t># Вариант №10: V={а,б,в,г,д,е,@,#,$,%}, m=17.</w:t>
       </w:r>
@@ -543,7 +543,7 @@
           <w:rFonts w:ascii="Consolas" w:hAnsi="Consolas" w:eastAsia="Consolas"/>
           <w:b w:val="0"/>
           <w:i w:val="0"/>
-          <w:sz w:val="18"/>
+          <w:sz w:val="22"/>
         </w:rPr>
         <w:t>PERMUTATION = [17, 3, 11, 5, 1, 14, 8, 16, 6, 10, 2, 13, 7, 15, 4, 12, 9]</w:t>
       </w:r>
@@ -559,7 +559,7 @@
           <w:rFonts w:ascii="Consolas" w:hAnsi="Consolas" w:eastAsia="Consolas"/>
           <w:b w:val="0"/>
           <w:i w:val="0"/>
-          <w:sz w:val="18"/>
+          <w:sz w:val="22"/>
         </w:rPr>
         <w:t xml:space="preserve"> </w:t>
       </w:r>
@@ -575,7 +575,7 @@
           <w:rFonts w:ascii="Consolas" w:hAnsi="Consolas" w:eastAsia="Consolas"/>
           <w:b w:val="0"/>
           <w:i w:val="0"/>
-          <w:sz w:val="18"/>
+          <w:sz w:val="22"/>
         </w:rPr>
         <w:t xml:space="preserve"> </w:t>
       </w:r>
@@ -591,7 +591,7 @@
           <w:rFonts w:ascii="Consolas" w:hAnsi="Consolas" w:eastAsia="Consolas"/>
           <w:b w:val="0"/>
           <w:i w:val="0"/>
-          <w:sz w:val="18"/>
+          <w:sz w:val="22"/>
         </w:rPr>
         <w:t>def encrypt(text: str) -&gt; Tuple[str, int]:</w:t>
       </w:r>
@@ -607,7 +607,7 @@
           <w:rFonts w:ascii="Consolas" w:hAnsi="Consolas" w:eastAsia="Consolas"/>
           <w:b w:val="0"/>
           <w:i w:val="0"/>
-          <w:sz w:val="18"/>
+          <w:sz w:val="22"/>
         </w:rPr>
         <w:t xml:space="preserve">    if any(symbol not in ALPHABET for symbol in text):</w:t>
       </w:r>
@@ -623,7 +623,7 @@
           <w:rFonts w:ascii="Consolas" w:hAnsi="Consolas" w:eastAsia="Consolas"/>
           <w:b w:val="0"/>
           <w:i w:val="0"/>
-          <w:sz w:val="18"/>
+          <w:sz w:val="22"/>
         </w:rPr>
         <w:t xml:space="preserve">        raise ValueError('Разрешены только символы: ' + ALPHABET)</w:t>
       </w:r>
@@ -639,7 +639,7 @@
           <w:rFonts w:ascii="Consolas" w:hAnsi="Consolas" w:eastAsia="Consolas"/>
           <w:b w:val="0"/>
           <w:i w:val="0"/>
-          <w:sz w:val="18"/>
+          <w:sz w:val="22"/>
         </w:rPr>
         <w:t xml:space="preserve">    original_length = len(text)</w:t>
       </w:r>
@@ -655,7 +655,7 @@
           <w:rFonts w:ascii="Consolas" w:hAnsi="Consolas" w:eastAsia="Consolas"/>
           <w:b w:val="0"/>
           <w:i w:val="0"/>
-          <w:sz w:val="18"/>
+          <w:sz w:val="22"/>
         </w:rPr>
         <w:t xml:space="preserve">    padding = (-len(text)) % BLOCK_SIZE</w:t>
       </w:r>
@@ -671,7 +671,7 @@
           <w:rFonts w:ascii="Consolas" w:hAnsi="Consolas" w:eastAsia="Consolas"/>
           <w:b w:val="0"/>
           <w:i w:val="0"/>
-          <w:sz w:val="18"/>
+          <w:sz w:val="22"/>
         </w:rPr>
         <w:t xml:space="preserve">    padded = text + ALPHABET[0] * padding</w:t>
       </w:r>
@@ -687,7 +687,7 @@
           <w:rFonts w:ascii="Consolas" w:hAnsi="Consolas" w:eastAsia="Consolas"/>
           <w:b w:val="0"/>
           <w:i w:val="0"/>
-          <w:sz w:val="18"/>
+          <w:sz w:val="22"/>
         </w:rPr>
         <w:t xml:space="preserve">    result = []</w:t>
       </w:r>
@@ -703,7 +703,7 @@
           <w:rFonts w:ascii="Consolas" w:hAnsi="Consolas" w:eastAsia="Consolas"/>
           <w:b w:val="0"/>
           <w:i w:val="0"/>
-          <w:sz w:val="18"/>
+          <w:sz w:val="22"/>
         </w:rPr>
         <w:t xml:space="preserve">    for start in range(0, len(padded), BLOCK_SIZE):</w:t>
       </w:r>
@@ -719,7 +719,7 @@
           <w:rFonts w:ascii="Consolas" w:hAnsi="Consolas" w:eastAsia="Consolas"/>
           <w:b w:val="0"/>
           <w:i w:val="0"/>
-          <w:sz w:val="18"/>
+          <w:sz w:val="22"/>
         </w:rPr>
         <w:t xml:space="preserve">        block = padded[start:start + BLOCK_SIZE]</w:t>
       </w:r>
@@ -735,7 +735,7 @@
           <w:rFonts w:ascii="Consolas" w:hAnsi="Consolas" w:eastAsia="Consolas"/>
           <w:b w:val="0"/>
           <w:i w:val="0"/>
-          <w:sz w:val="18"/>
+          <w:sz w:val="22"/>
         </w:rPr>
         <w:t xml:space="preserve">        result.append(''.join(block[pos - 1] for pos in PERMUTATION))</w:t>
       </w:r>
@@ -751,7 +751,7 @@
           <w:rFonts w:ascii="Consolas" w:hAnsi="Consolas" w:eastAsia="Consolas"/>
           <w:b w:val="0"/>
           <w:i w:val="0"/>
-          <w:sz w:val="18"/>
+          <w:sz w:val="22"/>
         </w:rPr>
         <w:t xml:space="preserve">    return ''.join(result), original_length</w:t>
       </w:r>
@@ -767,7 +767,7 @@
           <w:rFonts w:ascii="Consolas" w:hAnsi="Consolas" w:eastAsia="Consolas"/>
           <w:b w:val="0"/>
           <w:i w:val="0"/>
-          <w:sz w:val="18"/>
+          <w:sz w:val="22"/>
         </w:rPr>
         <w:t xml:space="preserve"> </w:t>
       </w:r>
@@ -783,7 +783,7 @@
           <w:rFonts w:ascii="Consolas" w:hAnsi="Consolas" w:eastAsia="Consolas"/>
           <w:b w:val="0"/>
           <w:i w:val="0"/>
-          <w:sz w:val="18"/>
+          <w:sz w:val="22"/>
         </w:rPr>
         <w:t xml:space="preserve"> </w:t>
       </w:r>
@@ -799,7 +799,7 @@
           <w:rFonts w:ascii="Consolas" w:hAnsi="Consolas" w:eastAsia="Consolas"/>
           <w:b w:val="0"/>
           <w:i w:val="0"/>
-          <w:sz w:val="18"/>
+          <w:sz w:val="22"/>
         </w:rPr>
         <w:t>def decrypt(ciphertext: str, original_length: int) -&gt; str:</w:t>
       </w:r>
@@ -815,7 +815,7 @@
           <w:rFonts w:ascii="Consolas" w:hAnsi="Consolas" w:eastAsia="Consolas"/>
           <w:b w:val="0"/>
           <w:i w:val="0"/>
-          <w:sz w:val="18"/>
+          <w:sz w:val="22"/>
         </w:rPr>
         <w:t xml:space="preserve">    if len(ciphertext) % BLOCK_SIZE:</w:t>
       </w:r>
@@ -831,7 +831,7 @@
           <w:rFonts w:ascii="Consolas" w:hAnsi="Consolas" w:eastAsia="Consolas"/>
           <w:b w:val="0"/>
           <w:i w:val="0"/>
-          <w:sz w:val="18"/>
+          <w:sz w:val="22"/>
         </w:rPr>
         <w:t xml:space="preserve">        raise ValueError('Длина шифртекста должна быть кратна 17')</w:t>
       </w:r>
@@ -847,7 +847,7 @@
           <w:rFonts w:ascii="Consolas" w:hAnsi="Consolas" w:eastAsia="Consolas"/>
           <w:b w:val="0"/>
           <w:i w:val="0"/>
-          <w:sz w:val="18"/>
+          <w:sz w:val="22"/>
         </w:rPr>
         <w:t xml:space="preserve">    result = []</w:t>
       </w:r>
@@ -863,7 +863,7 @@
           <w:rFonts w:ascii="Consolas" w:hAnsi="Consolas" w:eastAsia="Consolas"/>
           <w:b w:val="0"/>
           <w:i w:val="0"/>
-          <w:sz w:val="18"/>
+          <w:sz w:val="22"/>
         </w:rPr>
         <w:t xml:space="preserve">    for start in range(0, len(ciphertext), BLOCK_SIZE):</w:t>
       </w:r>
@@ -879,7 +879,7 @@
           <w:rFonts w:ascii="Consolas" w:hAnsi="Consolas" w:eastAsia="Consolas"/>
           <w:b w:val="0"/>
           <w:i w:val="0"/>
-          <w:sz w:val="18"/>
+          <w:sz w:val="22"/>
         </w:rPr>
         <w:t xml:space="preserve">        block = ciphertext[start:start + BLOCK_SIZE]</w:t>
       </w:r>
@@ -895,7 +895,7 @@
           <w:rFonts w:ascii="Consolas" w:hAnsi="Consolas" w:eastAsia="Consolas"/>
           <w:b w:val="0"/>
           <w:i w:val="0"/>
-          <w:sz w:val="18"/>
+          <w:sz w:val="22"/>
         </w:rPr>
         <w:t xml:space="preserve">        plain = [''] * BLOCK_SIZE</w:t>
       </w:r>
@@ -911,7 +911,7 @@
           <w:rFonts w:ascii="Consolas" w:hAnsi="Consolas" w:eastAsia="Consolas"/>
           <w:b w:val="0"/>
           <w:i w:val="0"/>
-          <w:sz w:val="18"/>
+          <w:sz w:val="22"/>
         </w:rPr>
         <w:t xml:space="preserve">        for out_pos, source_pos in enumerate(PERMUTATION):</w:t>
       </w:r>
@@ -927,7 +927,7 @@
           <w:rFonts w:ascii="Consolas" w:hAnsi="Consolas" w:eastAsia="Consolas"/>
           <w:b w:val="0"/>
           <w:i w:val="0"/>
-          <w:sz w:val="18"/>
+          <w:sz w:val="22"/>
         </w:rPr>
         <w:t xml:space="preserve">            plain[source_pos - 1] = block[out_pos]</w:t>
       </w:r>
@@ -943,7 +943,7 @@
           <w:rFonts w:ascii="Consolas" w:hAnsi="Consolas" w:eastAsia="Consolas"/>
           <w:b w:val="0"/>
           <w:i w:val="0"/>
-          <w:sz w:val="18"/>
+          <w:sz w:val="22"/>
         </w:rPr>
         <w:t xml:space="preserve">        result.append(''.join(plain))</w:t>
       </w:r>
@@ -959,7 +959,7 @@
           <w:rFonts w:ascii="Consolas" w:hAnsi="Consolas" w:eastAsia="Consolas"/>
           <w:b w:val="0"/>
           <w:i w:val="0"/>
-          <w:sz w:val="18"/>
+          <w:sz w:val="22"/>
         </w:rPr>
         <w:t xml:space="preserve">    return ''.join(result)[:original_length]</w:t>
       </w:r>
@@ -975,7 +975,7 @@
           <w:rFonts w:ascii="Consolas" w:hAnsi="Consolas" w:eastAsia="Consolas"/>
           <w:b w:val="0"/>
           <w:i w:val="0"/>
-          <w:sz w:val="18"/>
+          <w:sz w:val="22"/>
         </w:rPr>
         <w:t xml:space="preserve"> </w:t>
       </w:r>
@@ -991,7 +991,7 @@
           <w:rFonts w:ascii="Consolas" w:hAnsi="Consolas" w:eastAsia="Consolas"/>
           <w:b w:val="0"/>
           <w:i w:val="0"/>
-          <w:sz w:val="18"/>
+          <w:sz w:val="22"/>
         </w:rPr>
         <w:t xml:space="preserve"> </w:t>
       </w:r>
@@ -1007,7 +1007,7 @@
           <w:rFonts w:ascii="Consolas" w:hAnsi="Consolas" w:eastAsia="Consolas"/>
           <w:b w:val="0"/>
           <w:i w:val="0"/>
-          <w:sz w:val="18"/>
+          <w:sz w:val="22"/>
         </w:rPr>
         <w:t>if __name__ == '__main__':</w:t>
       </w:r>
@@ -1023,7 +1023,7 @@
           <w:rFonts w:ascii="Consolas" w:hAnsi="Consolas" w:eastAsia="Consolas"/>
           <w:b w:val="0"/>
           <w:i w:val="0"/>
-          <w:sz w:val="18"/>
+          <w:sz w:val="22"/>
         </w:rPr>
         <w:t xml:space="preserve">    source = input('Открытый текст (символы а-е и знаки @#$%): ')</w:t>
       </w:r>
@@ -1039,7 +1039,7 @@
           <w:rFonts w:ascii="Consolas" w:hAnsi="Consolas" w:eastAsia="Consolas"/>
           <w:b w:val="0"/>
           <w:i w:val="0"/>
-          <w:sz w:val="18"/>
+          <w:sz w:val="22"/>
         </w:rPr>
         <w:t xml:space="preserve">    encrypted, length = encrypt(source)</w:t>
       </w:r>
@@ -1055,7 +1055,7 @@
           <w:rFonts w:ascii="Consolas" w:hAnsi="Consolas" w:eastAsia="Consolas"/>
           <w:b w:val="0"/>
           <w:i w:val="0"/>
-          <w:sz w:val="18"/>
+          <w:sz w:val="22"/>
         </w:rPr>
         <w:t xml:space="preserve">    print('Шифрограмма:', encrypted)</w:t>
       </w:r>
@@ -1071,7 +1071,7 @@
           <w:rFonts w:ascii="Consolas" w:hAnsi="Consolas" w:eastAsia="Consolas"/>
           <w:b w:val="0"/>
           <w:i w:val="0"/>
-          <w:sz w:val="18"/>
+          <w:sz w:val="22"/>
         </w:rPr>
         <w:t xml:space="preserve">    print('Расшифрование:', decrypt(encrypted, length))</w:t>
       </w:r>
@@ -1087,7 +1087,7 @@
           <w:rFonts w:ascii="Times New Roman" w:hAnsi="Times New Roman" w:eastAsia="Times New Roman"/>
           <w:b/>
           <w:i w:val="0"/>
-          <w:sz w:val="26"/>
+          <w:sz w:val="28"/>
         </w:rPr>
         <w:t>Полное объяснение программы</w:t>
       </w:r>
@@ -1103,7 +1103,7 @@
           <w:rFonts w:ascii="Times New Roman" w:hAnsi="Times New Roman" w:eastAsia="Times New Roman"/>
           <w:b w:val="0"/>
           <w:i w:val="0"/>
-          <w:sz w:val="26"/>
+          <w:sz w:val="28"/>
         </w:rPr>
         <w:t>Константа ALPHABET фиксирует допустимые символы варианта, BLOCK_SIZE задаёт размер блока, а PERMUTATION содержит ключ перестановки. Нумерация в ключе начинается с единицы, как в методичке, поэтому при обращении к строке используется индекс pos − 1, так как Python нумерует элементы с нуля.</w:t>
       </w:r>
@@ -1119,7 +1119,7 @@
           <w:rFonts w:ascii="Times New Roman" w:hAnsi="Times New Roman" w:eastAsia="Times New Roman"/>
           <w:b w:val="0"/>
           <w:i w:val="0"/>
-          <w:sz w:val="26"/>
+          <w:sz w:val="28"/>
         </w:rPr>
         <w:t>Функция encrypt сначала проверяет алфавит всего сообщения. Затем она вычисляет остаток от деления длины на 17 и дополняет последний блок символами «а», если это необходимо. Для каждого блока генератор выражения block[pos − 1] выбирает символы в порядке, заданном PERMUTATION, после чего полученный блок добавляется к результату.</w:t>
       </w:r>
@@ -1135,7 +1135,7 @@
           <w:rFonts w:ascii="Times New Roman" w:hAnsi="Times New Roman" w:eastAsia="Times New Roman"/>
           <w:b w:val="0"/>
           <w:i w:val="0"/>
-          <w:sz w:val="26"/>
+          <w:sz w:val="28"/>
         </w:rPr>
         <w:t>Важная деталь — функция возвращает не только шифртекст, но и original_length. Если удалять все конечные символы «а» автоматически, можно случайно удалить реальные данные, поэтому точная длина исходного сообщения надёжнее любого предположения о заполнении.</w:t>
       </w:r>
@@ -1151,7 +1151,7 @@
           <w:rFonts w:ascii="Times New Roman" w:hAnsi="Times New Roman" w:eastAsia="Times New Roman"/>
           <w:b w:val="0"/>
           <w:i w:val="0"/>
-          <w:sz w:val="26"/>
+          <w:sz w:val="28"/>
         </w:rPr>
         <w:t>Функция decrypt создаёт список из 17 пустых элементов. На каждой итерации символ с позиции out_pos шифртекста записывается в ячейку source_pos − 1 исходного блока. После заполнения блока список объединяется в строку, а в конце все блоки объединяются и обрезаются по сохранённой длине.</w:t>
       </w:r>
@@ -1167,7 +1167,7 @@
           <w:rFonts w:ascii="Times New Roman" w:hAnsi="Times New Roman" w:eastAsia="Times New Roman"/>
           <w:b w:val="0"/>
           <w:i w:val="0"/>
-          <w:sz w:val="26"/>
+          <w:sz w:val="28"/>
         </w:rPr>
         <w:t>Основной блок программы получает строку от пользователя, выполняет encrypt, печатает результат и передаёт оба значения в decrypt. Совпадение расшифрованной строки с исходной подтверждает, что перестановка и обратная запись позиций согласованы.</w:t>
       </w:r>
@@ -1183,7 +1183,7 @@
           <w:rFonts w:ascii="Times New Roman" w:hAnsi="Times New Roman" w:eastAsia="Times New Roman"/>
           <w:b/>
           <w:i w:val="0"/>
-          <w:sz w:val="26"/>
+          <w:sz w:val="28"/>
         </w:rPr>
         <w:t>5. Пример открытого текста и соответствующей шифрограммы</w:t>
       </w:r>
@@ -1199,7 +1199,7 @@
           <w:rFonts w:ascii="Times New Roman" w:hAnsi="Times New Roman" w:eastAsia="Times New Roman"/>
           <w:b w:val="0"/>
           <w:i w:val="0"/>
-          <w:sz w:val="26"/>
+          <w:sz w:val="28"/>
         </w:rPr>
         <w:t>Открытый текст: «абвгде@#$%абвгде@» (17 символов).</w:t>
       </w:r>
@@ -1215,7 +1215,7 @@
           <w:rFonts w:ascii="Times New Roman" w:hAnsi="Times New Roman" w:eastAsia="Times New Roman"/>
           <w:b w:val="0"/>
           <w:i w:val="0"/>
-          <w:sz w:val="26"/>
+          <w:sz w:val="28"/>
         </w:rPr>
         <w:t>Шифрограмма: «@вадаг#ее%бв@дгб$».</w:t>
       </w:r>
@@ -1231,7 +1231,7 @@
           <w:rFonts w:ascii="Times New Roman" w:hAnsi="Times New Roman" w:eastAsia="Times New Roman"/>
           <w:b w:val="0"/>
           <w:i w:val="0"/>
-          <w:sz w:val="26"/>
+          <w:sz w:val="28"/>
         </w:rPr>
         <w:t>Результат дешифрования: «абвгде@#$%абвгде@». Поскольку длина примера равна размеру блока, дополнительное заполнение не потребовалось.</w:t>
       </w:r>
@@ -1247,7 +1247,7 @@
           <w:rFonts w:ascii="Times New Roman" w:hAnsi="Times New Roman" w:eastAsia="Times New Roman"/>
           <w:b/>
           <w:i w:val="0"/>
-          <w:sz w:val="26"/>
+          <w:sz w:val="28"/>
         </w:rPr>
         <w:t>6. Выводы по работе</w:t>
       </w:r>
@@ -1263,7 +1263,7 @@
           <w:rFonts w:ascii="Times New Roman" w:hAnsi="Times New Roman" w:eastAsia="Times New Roman"/>
           <w:b w:val="0"/>
           <w:i w:val="0"/>
-          <w:sz w:val="26"/>
+          <w:sz w:val="28"/>
         </w:rPr>
         <w:t>Реализована перестановка символов внутри блоков фиксированной длины. Алгоритм не меняет сами символы, а изменяет только их порядок; знание перестановки позволяет точно восстановить открытый текст.</w:t>
       </w:r>
@@ -1648,7 +1648,7 @@
     </w:pPr>
     <w:rPr>
       <w:rFonts w:ascii="Times New Roman" w:hAnsi="Times New Roman" w:eastAsia="Times New Roman"/>
-      <w:sz w:val="26"/>
+      <w:sz w:val="28"/>
     </w:rPr>
   </w:style>
   <w:style w:type="paragraph" w:styleId="Header">

--- a/З_И/Лабораторная_работа_2_Перестановка.docx
+++ b/З_И/Лабораторная_работа_2_Перестановка.docx
@@ -104,8 +104,6 @@
         <w:t>Выполнил(а): студент(ка) группы __________</w:t>
         <w:br/>
         <w:t>Ф. И. О.: ______________________________</w:t>
-        <w:br/>
-        <w:t>Вариант: №10</w:t>
       </w:r>
     </w:p>
     <w:p>
@@ -284,7 +282,7 @@
           <w:i w:val="0"/>
           <w:sz w:val="28"/>
         </w:rPr>
-        <w:t>В варианте №10 блок содержит 17 символов, а список CN описывает порядок чтения исходного блока. Например, первый символ шифртекста берётся из позиции 17 открытого блока, второй — из позиции 3, а последний — из позиции 9. Для дешифрования используется та же таблица, но каждая выбранная позиция заполняется обратно.</w:t>
+        <w:t>При размере блока 17 блок содержит 17 символов, а список CN описывает порядок чтения исходного блока. Например, первый символ шифртекста берётся из позиции 17 открытого блока, второй — из позиции 3, а последний — из позиции 9. Для дешифрования используется та же таблица, но каждая выбранная позиция заполняется обратно.</w:t>
       </w:r>
     </w:p>
     <w:p>
@@ -514,22 +512,6 @@
           <w:sz w:val="22"/>
         </w:rPr>
         <w:t>BLOCK_SIZE = 17</w:t>
-      </w:r>
-    </w:p>
-    <w:p>
-      <w:pPr>
-        <w:spacing w:line="240" w:lineRule="auto" w:after="0"/>
-        <w:ind w:left="181" w:firstLine="0"/>
-        <w:jc w:val="left"/>
-      </w:pPr>
-      <w:r>
-        <w:rPr>
-          <w:rFonts w:ascii="Consolas" w:hAnsi="Consolas" w:eastAsia="Consolas"/>
-          <w:b w:val="0"/>
-          <w:i w:val="0"/>
-          <w:sz w:val="22"/>
-        </w:rPr>
-        <w:t># Вариант №10: V={а,б,в,г,д,е,@,#,$,%}, m=17.</w:t>
       </w:r>
     </w:p>
     <w:p>
@@ -1105,7 +1087,7 @@
           <w:i w:val="0"/>
           <w:sz w:val="28"/>
         </w:rPr>
-        <w:t>Константа ALPHABET фиксирует допустимые символы варианта, BLOCK_SIZE задаёт размер блока, а PERMUTATION содержит ключ перестановки. Нумерация в ключе начинается с единицы, как в методичке, поэтому при обращении к строке используется индекс pos − 1, так как Python нумерует элементы с нуля.</w:t>
+        <w:t>Константа ALPHABET фиксирует допустимые символы алфавита, BLOCK_SIZE задаёт размер блока, а PERMUTATION содержит ключ перестановки. Нумерация в ключе начинается с единицы, как в методичке, поэтому при обращении к строке используется индекс pos − 1, так как Python нумерует элементы с нуля.</w:t>
       </w:r>
     </w:p>
     <w:p>
@@ -1170,6 +1152,155 @@
           <w:sz w:val="28"/>
         </w:rPr>
         <w:t>Основной блок программы получает строку от пользователя, выполняет encrypt, печатает результат и передаёт оба значения в decrypt. Совпадение расшифрованной строки с исходной подтверждает, что перестановка и обратная запись позиций согласованы.</w:t>
+      </w:r>
+    </w:p>
+    <w:p>
+      <w:pPr>
+        <w:keepNext/>
+        <w:spacing w:line="360" w:lineRule="auto" w:before="80" w:after="80"/>
+        <w:jc w:val="left"/>
+      </w:pPr>
+      <w:r>
+        <w:rPr>
+          <w:rFonts w:ascii="Times New Roman" w:hAnsi="Times New Roman" w:eastAsia="Times New Roman"/>
+          <w:b/>
+          <w:i w:val="0"/>
+          <w:sz w:val="28"/>
+        </w:rPr>
+        <w:t>Алгоритм выполнения</w:t>
+      </w:r>
+    </w:p>
+    <w:p>
+      <w:pPr>
+        <w:pStyle w:val="ListBullet"/>
+        <w:spacing w:line="360" w:lineRule="auto"/>
+        <w:ind w:left="709" w:hanging="283"/>
+        <w:jc w:val="both"/>
+      </w:pPr>
+      <w:r>
+        <w:rPr>
+          <w:rFonts w:ascii="Times New Roman" w:hAnsi="Times New Roman" w:eastAsia="Times New Roman"/>
+          <w:b w:val="0"/>
+          <w:i w:val="0"/>
+          <w:sz w:val="28"/>
+        </w:rPr>
+        <w:t>Проверить допустимость каждого символа и определить исходную длину сообщения.</w:t>
+      </w:r>
+    </w:p>
+    <w:p>
+      <w:pPr>
+        <w:pStyle w:val="ListBullet"/>
+        <w:spacing w:line="360" w:lineRule="auto"/>
+        <w:ind w:left="709" w:hanging="283"/>
+        <w:jc w:val="both"/>
+      </w:pPr>
+      <w:r>
+        <w:rPr>
+          <w:rFonts w:ascii="Times New Roman" w:hAnsi="Times New Roman" w:eastAsia="Times New Roman"/>
+          <w:b w:val="0"/>
+          <w:i w:val="0"/>
+          <w:sz w:val="28"/>
+        </w:rPr>
+        <w:t>Дополнить последний блок до 17 символов, если это необходимо.</w:t>
+      </w:r>
+    </w:p>
+    <w:p>
+      <w:pPr>
+        <w:pStyle w:val="ListBullet"/>
+        <w:spacing w:line="360" w:lineRule="auto"/>
+        <w:ind w:left="709" w:hanging="283"/>
+        <w:jc w:val="both"/>
+      </w:pPr>
+      <w:r>
+        <w:rPr>
+          <w:rFonts w:ascii="Times New Roman" w:hAnsi="Times New Roman" w:eastAsia="Times New Roman"/>
+          <w:b w:val="0"/>
+          <w:i w:val="0"/>
+          <w:sz w:val="28"/>
+        </w:rPr>
+        <w:t>Для каждого блока прочитать позиции в порядке CN и записать полученную последовательность в шифртекст.</w:t>
+      </w:r>
+    </w:p>
+    <w:p>
+      <w:pPr>
+        <w:pStyle w:val="ListBullet"/>
+        <w:spacing w:line="360" w:lineRule="auto"/>
+        <w:ind w:left="709" w:hanging="283"/>
+        <w:jc w:val="both"/>
+      </w:pPr>
+      <w:r>
+        <w:rPr>
+          <w:rFonts w:ascii="Times New Roman" w:hAnsi="Times New Roman" w:eastAsia="Times New Roman"/>
+          <w:b w:val="0"/>
+          <w:i w:val="0"/>
+          <w:sz w:val="28"/>
+        </w:rPr>
+        <w:t>При дешифровании создать пустой блок и вернуть каждый символ на позицию, из которой он был взят.</w:t>
+      </w:r>
+    </w:p>
+    <w:p>
+      <w:pPr>
+        <w:pStyle w:val="ListBullet"/>
+        <w:spacing w:line="360" w:lineRule="auto"/>
+        <w:ind w:left="709" w:hanging="283"/>
+        <w:jc w:val="both"/>
+      </w:pPr>
+      <w:r>
+        <w:rPr>
+          <w:rFonts w:ascii="Times New Roman" w:hAnsi="Times New Roman" w:eastAsia="Times New Roman"/>
+          <w:b w:val="0"/>
+          <w:i w:val="0"/>
+          <w:sz w:val="28"/>
+        </w:rPr>
+        <w:t>Обрезать результат до исходной длины и сравнить его с открытым текстом.</w:t>
+      </w:r>
+    </w:p>
+    <w:p>
+      <w:pPr>
+        <w:keepNext/>
+        <w:spacing w:line="360" w:lineRule="auto" w:before="80" w:after="80"/>
+        <w:jc w:val="left"/>
+      </w:pPr>
+      <w:r>
+        <w:rPr>
+          <w:rFonts w:ascii="Times New Roman" w:hAnsi="Times New Roman" w:eastAsia="Times New Roman"/>
+          <w:b/>
+          <w:i w:val="0"/>
+          <w:sz w:val="28"/>
+        </w:rPr>
+        <w:t>Анализ результата</w:t>
+      </w:r>
+    </w:p>
+    <w:p>
+      <w:pPr>
+        <w:spacing w:line="360" w:lineRule="auto" w:after="0"/>
+        <w:ind w:firstLine="709"/>
+        <w:jc w:val="both"/>
+      </w:pPr>
+      <w:r>
+        <w:rPr>
+          <w:rFonts w:ascii="Times New Roman" w:hAnsi="Times New Roman" w:eastAsia="Times New Roman"/>
+          <w:b w:val="0"/>
+          <w:i w:val="0"/>
+          <w:sz w:val="28"/>
+        </w:rPr>
+        <w:t>Перестановка не изменяет ни одного символа, поэтому частоты букв и знаков в открытом и зашифрованном тексте совпадают. Секретность определяется только неизвестным порядком позиций; если ключ раскрыт, восстановление выполняется без вычислительно сложных операций.</w:t>
+      </w:r>
+    </w:p>
+    <w:p>
+      <w:pPr>
+        <w:spacing w:line="360" w:lineRule="auto" w:after="0"/>
+        <w:ind w:firstLine="709"/>
+        <w:jc w:val="both"/>
+      </w:pPr>
+      <w:r>
+        <w:rPr>
+          <w:rFonts w:ascii="Times New Roman" w:hAnsi="Times New Roman" w:eastAsia="Times New Roman"/>
+          <w:b w:val="0"/>
+          <w:i w:val="0"/>
+          <w:sz w:val="28"/>
+        </w:rPr>
+        <w:t>Увеличение размера блока затрудняет ручное наблюдение за отдельными позициями, но само по себе не превращает перестановку в стойкий современный шифр. Для практической защиты перестановку комбинируют с подстановкой, гаммированием и раундовыми преобразованиями.</w:t>
       </w:r>
     </w:p>
     <w:p>
